--- a/test_data/smlouva11_anon.docx
+++ b/test_data/smlouva11_anon.docx
@@ -228,13 +228,13 @@
     </w:p>
     <w:p>
       <w:r>
-        <w:t>Nemocnice: Krajská nemocnice Olomouc, [[ICO_4]]</w:t>
+        <w:t>Nemocnice: Krajská nemocnice [[ADDRESS_6]], [[ICO_4]]</w:t>
         <w:br/>
         <w:t>Oddělení: Chirurgie</w:t>
         <w:br/>
         <w:t>Lékař: MUDr. [[PERSON_4]]</w:t>
         <w:br/>
-        <w:t>Pacient: [[PERSON_5]], [[DATE_3]], [[BIRTH_ID_2]], adresa: Hlavní 77, 779 00 Olomouc</w:t>
+        <w:t>Pacient: [[PERSON_5]], [[DATE_3]], [[BIRTH_ID_2]], [[ADDRESS_5]]</w:t>
       </w:r>
     </w:p>
     <w:p>
@@ -290,9 +290,9 @@
     </w:p>
     <w:p>
       <w:r>
-        <w:t>Dodavatel: NetWorks CZ s.r.o., [[ICO_5]], [[ADDRESS_5]]</w:t>
-        <w:br/>
-        <w:t>Odběratel: E-Shop World s.r.o., [[ICO_6]], [[ADDRESS_6]]</w:t>
+        <w:t>Dodavatel: NetWorks CZ s.r.o., [[ICO_5]], [[ADDRESS_7]]</w:t>
+        <w:br/>
+        <w:t>Odběratel: E-Shop World s.r.o., [[ICO_6]], [[ADDRESS_8]]</w:t>
       </w:r>
     </w:p>
     <w:p>
@@ -419,9 +419,9 @@
     </w:p>
     <w:p>
       <w:r>
-        <w:t>Strana A: BioFood Innovations s.r.o., [[ICO_9]], [[ADDRESS_7]]</w:t>
-        <w:br/>
-        <w:t>Strana B: Vývojové centrum VUT Brno, [[ICO_10]]</w:t>
+        <w:t>Strana A: BioFood Innovations s.r.o., [[ICO_9]], [[ADDRESS_9]]</w:t>
+        <w:br/>
+        <w:t>Strana B: Vývojové centrum VUT [[ADDRESS_10]], [[ICO_10]]</w:t>
       </w:r>
     </w:p>
     <w:p>
@@ -584,34 +584,16 @@
     </w:p>
     <w:p>
       <w:r>
-        <w:t>Partner A: Papin Food s.r.o., [[ICO_13]], výroba: Olomouc</w:t>
+        <w:t>Partner A: s.r.o., [[ICO_13]], výroba: [[ADDRESS_6]]</w:t>
         <w:br/>
         <w:t>Partner B: Zdravé Konzervy s.r.o., [[ICO_14]]</w:t>
       </w:r>
     </w:p>
     <w:p>
       <w:r>
-        <w:rPr>
-          <w:b/>
-          <w:bCs/>
-        </w:rPr>
-        <w:t>Předmět:</w:t>
-      </w:r>
-      <w:r>
-        <w:t xml:space="preserve"> Spolupráce na vývoji nové řady veganských paštik — sdílení zařízení a receptur v pilotním režimu.</w:t>
-      </w:r>
-      <w:r>
-        <w:br/>
-      </w:r>
-      <w:r>
-        <w:rPr>
-          <w:b/>
-          <w:bCs/>
-        </w:rPr>
-        <w:t>Finanční podmínky:</w:t>
-      </w:r>
-      <w:r>
-        <w:t xml:space="preserve"> Sdílení nákladů 60:40 ve prospěch Papin Food.</w:t>
+        <w:t>Předmět: Spolupráce na vývoji nové řady veganských paštik — sdílení zařízení a receptur v pilotním režimu.</w:t>
+        <w:br/>
+        <w:t>Finanční podmínky: Sdílení nákladů 60:40 ve prospěch .</w:t>
       </w:r>
     </w:p>
     <w:p>

--- a/test_data/smlouva11_anon.docx
+++ b/test_data/smlouva11_anon.docx
@@ -70,9 +70,9 @@
     </w:p>
     <w:p>
       <w:r>
-        <w:t>Bankovní instituce: Středoevropská banka, a.s., [[ICO_1]], [[ADDRESS_1]]</w:t>
-        <w:br/>
-        <w:t>Žadatel: [[PERSON_1]], [[DATE_1]], [[BIRTH_ID_1]], [[ADDRESS_2]], [[PHONE_1]], e-mail: [[EMAIL_1]]</w:t>
+        <w:t>Bankovní instituce: Středoevropská banka, a.s., [[ICO_1]], sídlo: [[ADDRESS_2]]</w:t>
+        <w:br/>
+        <w:t>Žadatel: [[PERSON_1]], [[DATE_1]], [[BIRTH_ID_1]], [[ADDRESS_1]], [[PHONE_1]], e-mail: [[EMAIL_1]]</w:t>
       </w:r>
     </w:p>
     <w:p>
@@ -157,7 +157,7 @@
     </w:p>
     <w:p>
       <w:r>
-        <w:t>Poskytovatel služeb: PayrollPro s.r.o., [[ICO_2]], adresa: nám. [[ADDRESS_3]]</w:t>
+        <w:t>Poskytovatel služeb: PayrollPro s.r.o., [[ICO_2]], adresa: [[ADDRESS_3]]</w:t>
         <w:br/>
         <w:t>Klient: Bistro U Malého, [[ICO_3]], provozovna: [[ADDRESS_4]]</w:t>
       </w:r>
@@ -228,7 +228,7 @@
     </w:p>
     <w:p>
       <w:r>
-        <w:t>Nemocnice: Krajská nemocnice [[ADDRESS_6]], [[ICO_4]]</w:t>
+        <w:t>Nemocnice: Krajská nemocnice Olomouc, [[ICO_4]]</w:t>
         <w:br/>
         <w:t>Oddělení: Chirurgie</w:t>
         <w:br/>
@@ -290,9 +290,9 @@
     </w:p>
     <w:p>
       <w:r>
-        <w:t>Dodavatel: NetWorks CZ s.r.o., [[ICO_5]], [[ADDRESS_7]]</w:t>
-        <w:br/>
-        <w:t>Odběratel: E-Shop World s.r.o., [[ICO_6]], [[ADDRESS_8]]</w:t>
+        <w:t>Dodavatel: NetWorks CZ s.r.o., [[ICO_5]], [[ADDRESS_6]]</w:t>
+        <w:br/>
+        <w:t>Odběratel: E-Shop World s.r.o., [[ICO_6]], sídlo: [[ADDRESS_7]]</w:t>
       </w:r>
     </w:p>
     <w:p>
@@ -419,9 +419,7 @@
     </w:p>
     <w:p>
       <w:r>
-        <w:t>Strana A: BioFood Innovations s.r.o., [[ICO_9]], [[ADDRESS_9]]</w:t>
-        <w:br/>
-        <w:t>Strana B: Vývojové centrum VUT [[ADDRESS_10]], [[ICO_10]]</w:t>
+        <w:t>Strana A: BioFood Innovations s.r.o., [[ICO_9]], sídlo: [[ADDRESS_8]], [[ICO_10]]</w:t>
       </w:r>
     </w:p>
     <w:p>
@@ -584,7 +582,7 @@
     </w:p>
     <w:p>
       <w:r>
-        <w:t>Partner A: s.r.o., [[ICO_13]], výroba: [[ADDRESS_6]]</w:t>
+        <w:t>Partner A: s.r.o., [[ICO_13]], výroba: Olomouc</w:t>
         <w:br/>
         <w:t>Partner B: Zdravé Konzervy s.r.o., [[ICO_14]]</w:t>
       </w:r>
@@ -675,6 +673,12 @@
     </w:p>
     <w:p/>
     <w:sectPr>
+      <w:headerReference w:type="default" r:id="rId10"/>
+      <w:footerReference w:type="default" r:id="rId11"/>
+      <w:headerReference w:type="first" r:id="rId12"/>
+      <w:footerReference w:type="first" r:id="rId13"/>
+      <w:headerReference w:type="even" r:id="rId14"/>
+      <w:footerReference w:type="even" r:id="rId15"/>
       <w:pgSz w:w="11906" w:h="16838"/>
       <w:pgMar w:top="1440" w:right="1440" w:bottom="1440" w:left="1440" w:header="708" w:footer="708" w:gutter="0"/>
       <w:cols w:space="708"/>
@@ -682,6 +686,66 @@
     </w:sectPr>
   </w:body>
 </w:document>
+</file>
+
+<file path=word/footer1.xml><?xml version="1.0" encoding="utf-8"?>
+<w:ftr xmlns:m="http://schemas.openxmlformats.org/officeDocument/2006/math" xmlns:mc="http://schemas.openxmlformats.org/markup-compatibility/2006" xmlns:mo="http://schemas.microsoft.com/office/mac/office/2008/main" xmlns:mv="urn:schemas-microsoft-com:mac:vml" xmlns:o="urn:schemas-microsoft-com:office:office" xmlns:r="http://schemas.openxmlformats.org/officeDocument/2006/relationships" xmlns:v="urn:schemas-microsoft-com:vml" xmlns:w10="urn:schemas-microsoft-com:office:word" xmlns:w14="http://schemas.microsoft.com/office/word/2010/wordml" xmlns:w="http://schemas.openxmlformats.org/wordprocessingml/2006/main" xmlns:wne="http://schemas.microsoft.com/office/word/2006/wordml" xmlns:wp14="http://schemas.microsoft.com/office/word/2010/wordprocessingDrawing" xmlns:wp="http://schemas.openxmlformats.org/drawingml/2006/wordprocessingDrawing" xmlns:wpc="http://schemas.microsoft.com/office/word/2010/wordprocessingCanvas" xmlns:wpg="http://schemas.microsoft.com/office/word/2010/wordprocessingGroup" xmlns:wpi="http://schemas.microsoft.com/office/word/2010/wordprocessingInk" xmlns:wps="http://schemas.microsoft.com/office/word/2010/wordprocessingShape" mc:Ignorable="w14 wp14">
+  <w:p>
+    <w:pPr>
+      <w:pStyle w:val="Footer"/>
+    </w:pPr>
+  </w:p>
+</w:ftr>
+</file>
+
+<file path=word/footer2.xml><?xml version="1.0" encoding="utf-8"?>
+<w:ftr xmlns:m="http://schemas.openxmlformats.org/officeDocument/2006/math" xmlns:mc="http://schemas.openxmlformats.org/markup-compatibility/2006" xmlns:mo="http://schemas.microsoft.com/office/mac/office/2008/main" xmlns:mv="urn:schemas-microsoft-com:mac:vml" xmlns:o="urn:schemas-microsoft-com:office:office" xmlns:r="http://schemas.openxmlformats.org/officeDocument/2006/relationships" xmlns:v="urn:schemas-microsoft-com:vml" xmlns:w10="urn:schemas-microsoft-com:office:word" xmlns:w14="http://schemas.microsoft.com/office/word/2010/wordml" xmlns:w="http://schemas.openxmlformats.org/wordprocessingml/2006/main" xmlns:wne="http://schemas.microsoft.com/office/word/2006/wordml" xmlns:wp14="http://schemas.microsoft.com/office/word/2010/wordprocessingDrawing" xmlns:wp="http://schemas.openxmlformats.org/drawingml/2006/wordprocessingDrawing" xmlns:wpc="http://schemas.microsoft.com/office/word/2010/wordprocessingCanvas" xmlns:wpg="http://schemas.microsoft.com/office/word/2010/wordprocessingGroup" xmlns:wpi="http://schemas.microsoft.com/office/word/2010/wordprocessingInk" xmlns:wps="http://schemas.microsoft.com/office/word/2010/wordprocessingShape" mc:Ignorable="w14 wp14">
+  <w:p>
+    <w:pPr>
+      <w:pStyle w:val="Footer"/>
+    </w:pPr>
+  </w:p>
+</w:ftr>
+</file>
+
+<file path=word/footer3.xml><?xml version="1.0" encoding="utf-8"?>
+<w:ftr xmlns:m="http://schemas.openxmlformats.org/officeDocument/2006/math" xmlns:mc="http://schemas.openxmlformats.org/markup-compatibility/2006" xmlns:mo="http://schemas.microsoft.com/office/mac/office/2008/main" xmlns:mv="urn:schemas-microsoft-com:mac:vml" xmlns:o="urn:schemas-microsoft-com:office:office" xmlns:r="http://schemas.openxmlformats.org/officeDocument/2006/relationships" xmlns:v="urn:schemas-microsoft-com:vml" xmlns:w10="urn:schemas-microsoft-com:office:word" xmlns:w14="http://schemas.microsoft.com/office/word/2010/wordml" xmlns:w="http://schemas.openxmlformats.org/wordprocessingml/2006/main" xmlns:wne="http://schemas.microsoft.com/office/word/2006/wordml" xmlns:wp14="http://schemas.microsoft.com/office/word/2010/wordprocessingDrawing" xmlns:wp="http://schemas.openxmlformats.org/drawingml/2006/wordprocessingDrawing" xmlns:wpc="http://schemas.microsoft.com/office/word/2010/wordprocessingCanvas" xmlns:wpg="http://schemas.microsoft.com/office/word/2010/wordprocessingGroup" xmlns:wpi="http://schemas.microsoft.com/office/word/2010/wordprocessingInk" xmlns:wps="http://schemas.microsoft.com/office/word/2010/wordprocessingShape" mc:Ignorable="w14 wp14">
+  <w:p>
+    <w:pPr>
+      <w:pStyle w:val="Footer"/>
+    </w:pPr>
+  </w:p>
+</w:ftr>
+</file>
+
+<file path=word/header1.xml><?xml version="1.0" encoding="utf-8"?>
+<w:hdr xmlns:m="http://schemas.openxmlformats.org/officeDocument/2006/math" xmlns:mc="http://schemas.openxmlformats.org/markup-compatibility/2006" xmlns:mo="http://schemas.microsoft.com/office/mac/office/2008/main" xmlns:mv="urn:schemas-microsoft-com:mac:vml" xmlns:o="urn:schemas-microsoft-com:office:office" xmlns:r="http://schemas.openxmlformats.org/officeDocument/2006/relationships" xmlns:v="urn:schemas-microsoft-com:vml" xmlns:w10="urn:schemas-microsoft-com:office:word" xmlns:w14="http://schemas.microsoft.com/office/word/2010/wordml" xmlns:w="http://schemas.openxmlformats.org/wordprocessingml/2006/main" xmlns:wne="http://schemas.microsoft.com/office/word/2006/wordml" xmlns:wp14="http://schemas.microsoft.com/office/word/2010/wordprocessingDrawing" xmlns:wp="http://schemas.openxmlformats.org/drawingml/2006/wordprocessingDrawing" xmlns:wpc="http://schemas.microsoft.com/office/word/2010/wordprocessingCanvas" xmlns:wpg="http://schemas.microsoft.com/office/word/2010/wordprocessingGroup" xmlns:wpi="http://schemas.microsoft.com/office/word/2010/wordprocessingInk" xmlns:wps="http://schemas.microsoft.com/office/word/2010/wordprocessingShape" mc:Ignorable="w14 wp14">
+  <w:p>
+    <w:pPr>
+      <w:pStyle w:val="Header"/>
+    </w:pPr>
+  </w:p>
+</w:hdr>
+</file>
+
+<file path=word/header2.xml><?xml version="1.0" encoding="utf-8"?>
+<w:hdr xmlns:m="http://schemas.openxmlformats.org/officeDocument/2006/math" xmlns:mc="http://schemas.openxmlformats.org/markup-compatibility/2006" xmlns:mo="http://schemas.microsoft.com/office/mac/office/2008/main" xmlns:mv="urn:schemas-microsoft-com:mac:vml" xmlns:o="urn:schemas-microsoft-com:office:office" xmlns:r="http://schemas.openxmlformats.org/officeDocument/2006/relationships" xmlns:v="urn:schemas-microsoft-com:vml" xmlns:w10="urn:schemas-microsoft-com:office:word" xmlns:w14="http://schemas.microsoft.com/office/word/2010/wordml" xmlns:w="http://schemas.openxmlformats.org/wordprocessingml/2006/main" xmlns:wne="http://schemas.microsoft.com/office/word/2006/wordml" xmlns:wp14="http://schemas.microsoft.com/office/word/2010/wordprocessingDrawing" xmlns:wp="http://schemas.openxmlformats.org/drawingml/2006/wordprocessingDrawing" xmlns:wpc="http://schemas.microsoft.com/office/word/2010/wordprocessingCanvas" xmlns:wpg="http://schemas.microsoft.com/office/word/2010/wordprocessingGroup" xmlns:wpi="http://schemas.microsoft.com/office/word/2010/wordprocessingInk" xmlns:wps="http://schemas.microsoft.com/office/word/2010/wordprocessingShape" mc:Ignorable="w14 wp14">
+  <w:p>
+    <w:pPr>
+      <w:pStyle w:val="Header"/>
+    </w:pPr>
+  </w:p>
+</w:hdr>
+</file>
+
+<file path=word/header3.xml><?xml version="1.0" encoding="utf-8"?>
+<w:hdr xmlns:m="http://schemas.openxmlformats.org/officeDocument/2006/math" xmlns:mc="http://schemas.openxmlformats.org/markup-compatibility/2006" xmlns:mo="http://schemas.microsoft.com/office/mac/office/2008/main" xmlns:mv="urn:schemas-microsoft-com:mac:vml" xmlns:o="urn:schemas-microsoft-com:office:office" xmlns:r="http://schemas.openxmlformats.org/officeDocument/2006/relationships" xmlns:v="urn:schemas-microsoft-com:vml" xmlns:w10="urn:schemas-microsoft-com:office:word" xmlns:w14="http://schemas.microsoft.com/office/word/2010/wordml" xmlns:w="http://schemas.openxmlformats.org/wordprocessingml/2006/main" xmlns:wne="http://schemas.microsoft.com/office/word/2006/wordml" xmlns:wp14="http://schemas.microsoft.com/office/word/2010/wordprocessingDrawing" xmlns:wp="http://schemas.openxmlformats.org/drawingml/2006/wordprocessingDrawing" xmlns:wpc="http://schemas.microsoft.com/office/word/2010/wordprocessingCanvas" xmlns:wpg="http://schemas.microsoft.com/office/word/2010/wordprocessingGroup" xmlns:wpi="http://schemas.microsoft.com/office/word/2010/wordprocessingInk" xmlns:wps="http://schemas.microsoft.com/office/word/2010/wordprocessingShape" mc:Ignorable="w14 wp14">
+  <w:p>
+    <w:pPr>
+      <w:pStyle w:val="Header"/>
+    </w:pPr>
+  </w:p>
+</w:hdr>
 </file>
 
 <file path=word/numbering.xml><?xml version="1.0" encoding="utf-8"?>
